--- a/Kondrashin TR-41 VR CGW 2025.docx
+++ b/Kondrashin TR-41 VR CGW 2025.docx
@@ -1591,7 +1591,7 @@
         </w:rPr>
         <w:drawing>
           <wp:inline distB="114300" distT="114300" distL="114300" distR="114300">
-            <wp:extent cx="4256813" cy="2497747"/>
+            <wp:extent cx="5590313" cy="3978987"/>
             <wp:effectExtent b="0" l="0" r="0" t="0"/>
             <wp:docPr id="1" name="image1.png"/>
             <a:graphic>
@@ -1611,7 +1611,7 @@
                   <pic:spPr>
                     <a:xfrm>
                       <a:off x="0" y="0"/>
-                      <a:ext cx="4256813" cy="2497747"/>
+                      <a:ext cx="5590313" cy="3978987"/>
                     </a:xfrm>
                     <a:prstGeom prst="rect"/>
                     <a:ln/>
@@ -1875,7 +1875,7 @@
           <w:szCs w:val="28"/>
           <w:rtl w:val="0"/>
         </w:rPr>
-        <w:t xml:space="preserve">4.3 Adjusting sound source position.</w:t>
+        <w:t xml:space="preserve">4.3 Adjusting sound settings.</w:t>
       </w:r>
     </w:p>
     <w:p>
@@ -1914,7 +1914,7 @@
           <w:szCs w:val="28"/>
           <w:rtl w:val="0"/>
         </w:rPr>
-        <w:t xml:space="preserve">Use phone orientation to position the sound source (Fig. 4.3).</w:t>
+        <w:t xml:space="preserve">Use phone orientation to position the sound source. The checkbox at the top of the page can be used to enable the bandpass filter (Fig. 4.3).</w:t>
       </w:r>
     </w:p>
     <w:p>
@@ -1955,7 +1955,7 @@
         </w:rPr>
         <w:drawing>
           <wp:inline distB="114300" distT="114300" distL="114300" distR="114300">
-            <wp:extent cx="5264962" cy="3690810"/>
+            <wp:extent cx="5857013" cy="5331604"/>
             <wp:effectExtent b="0" l="0" r="0" t="0"/>
             <wp:docPr id="3" name="image3.png"/>
             <a:graphic>
@@ -1975,7 +1975,7 @@
                   <pic:spPr>
                     <a:xfrm>
                       <a:off x="0" y="0"/>
-                      <a:ext cx="5264962" cy="3690810"/>
+                      <a:ext cx="5857013" cy="5331604"/>
                     </a:xfrm>
                     <a:prstGeom prst="rect"/>
                     <a:ln/>
@@ -2034,6 +2034,23 @@
       <w:pPr>
         <w:spacing w:line="360" w:lineRule="auto"/>
         <w:ind w:firstLine="720"/>
+        <w:jc w:val="both"/>
+        <w:rPr>
+          <w:rFonts w:ascii="Times New Roman" w:cs="Times New Roman" w:eastAsia="Times New Roman" w:hAnsi="Times New Roman"/>
+          <w:sz w:val="28"/>
+          <w:szCs w:val="28"/>
+        </w:rPr>
+      </w:pPr>
+      <w:r>
+        <w:rPr>
+          <w:rtl w:val="0"/>
+        </w:rPr>
+      </w:r>
+    </w:p>
+    <w:p>
+      <w:pPr>
+        <w:spacing w:line="360" w:lineRule="auto"/>
+        <w:ind w:left="0" w:firstLine="0"/>
         <w:jc w:val="both"/>
         <w:rPr>
           <w:rFonts w:ascii="Times New Roman" w:cs="Times New Roman" w:eastAsia="Times New Roman" w:hAnsi="Times New Roman"/>
